--- a/2. Building with the Claude API/Modules_Notes/Modulo_2_06_RAG_and_Agentic Search.docx
+++ b/2. Building with the Claude API/Modules_Notes/Modulo_2_06_RAG_and_Agentic Search.docx
@@ -44,6 +44,9 @@
     <w:p>
       <w:pPr>
         <w:spacing w:after="100"/>
+        <w:rPr>
+          <w:lang w:val="en-US"/>
+        </w:rPr>
       </w:pPr>
       <w:r>
         <w:rPr>
@@ -52,6 +55,7 @@
           <w:color w:val="7A5A2E"/>
           <w:sz w:val="30"/>
           <w:szCs w:val="30"/>
+          <w:lang w:val="en-US"/>
         </w:rPr>
         <w:t>Contents</w:t>
       </w:r>
@@ -1138,6 +1142,7 @@
       <w:r>
         <w:rPr>
           <w:rFonts w:ascii="Arial" w:hAnsi="Arial" w:cs="Arial"/>
+          <w:highlight w:val="yellow"/>
           <w:lang w:val="en-US"/>
         </w:rPr>
         <w:t>B) Working with documents too large to fit into a single prompt</w:t>
@@ -1292,6 +1297,7 @@
       <w:r>
         <w:rPr>
           <w:rFonts w:ascii="Arial" w:hAnsi="Arial" w:cs="Arial"/>
+          <w:highlight w:val="yellow"/>
           <w:lang w:val="en-US"/>
         </w:rPr>
         <w:t>E) It makes Claude ignore the user's question entirely</w:t>
@@ -1344,6 +1350,7 @@
       <w:r>
         <w:rPr>
           <w:rFonts w:ascii="Arial" w:hAnsi="Arial" w:cs="Arial"/>
+          <w:highlight w:val="yellow"/>
           <w:lang w:val="en-US"/>
         </w:rPr>
         <w:t>B) During a preprocessing step, before any question is asked</w:t>
@@ -1448,6 +1455,7 @@
       <w:r>
         <w:rPr>
           <w:rFonts w:ascii="Arial" w:hAnsi="Arial" w:cs="Arial"/>
+          <w:highlight w:val="yellow"/>
           <w:lang w:val="en-US"/>
         </w:rPr>
         <w:t>B) Search the chunks, find the relevant one (e.g. Risk Factors), and include only that</w:t>
@@ -1551,6 +1559,7 @@
       <w:r>
         <w:rPr>
           <w:rFonts w:ascii="Arial" w:hAnsi="Arial" w:cs="Arial"/>
+          <w:highlight w:val="yellow"/>
           <w:lang w:val="en-US"/>
         </w:rPr>
         <w:t>B) Upfront simplicity — RAG requires more technical decisions and preprocessing work</w:t>
@@ -3188,6 +3197,7 @@
       <w:r>
         <w:rPr>
           <w:rFonts w:ascii="Arial" w:hAnsi="Arial" w:cs="Arial"/>
+          <w:highlight w:val="yellow"/>
           <w:lang w:val="en-US"/>
         </w:rPr>
         <w:t>B) It can insert irrelevant context into the prompt, like an unrelated section that happens to share a keyword</w:t>
@@ -3308,6 +3318,7 @@
       <w:r>
         <w:rPr>
           <w:rFonts w:ascii="Arial" w:hAnsi="Arial" w:cs="Arial"/>
+          <w:highlight w:val="yellow"/>
           <w:lang w:val="en-US"/>
         </w:rPr>
         <w:t>C) Size-based chunking</w:t>
@@ -3395,6 +3406,7 @@
       <w:r>
         <w:rPr>
           <w:rFonts w:ascii="Arial" w:hAnsi="Arial" w:cs="Arial"/>
+          <w:highlight w:val="yellow"/>
           <w:lang w:val="en-US"/>
         </w:rPr>
         <w:t>B) It prevents words, sentences, and headers from being cut off between chunks</w:t>
@@ -3515,6 +3527,7 @@
       <w:r>
         <w:rPr>
           <w:rFonts w:ascii="Arial" w:hAnsi="Arial" w:cs="Arial"/>
+          <w:highlight w:val="yellow"/>
           <w:lang w:val="en-US"/>
         </w:rPr>
         <w:t>C) When there are guarantees about the document's structure, like Markdown headers</w:t>
@@ -3618,6 +3631,7 @@
       <w:r>
         <w:rPr>
           <w:rFonts w:ascii="Arial" w:hAnsi="Arial" w:cs="Arial"/>
+          <w:highlight w:val="yellow"/>
           <w:lang w:val="en-US"/>
         </w:rPr>
         <w:t>C) Semantic-based chunking</w:t>
@@ -4428,6 +4442,7 @@
       <w:r>
         <w:rPr>
           <w:rFonts w:ascii="Arial" w:hAnsi="Arial" w:cs="Arial"/>
+          <w:highlight w:val="yellow"/>
           <w:lang w:val="en-US"/>
         </w:rPr>
         <w:t>B) A search problem</w:t>
@@ -4531,6 +4546,7 @@
       <w:r>
         <w:rPr>
           <w:rFonts w:ascii="Arial" w:hAnsi="Arial" w:cs="Arial"/>
+          <w:highlight w:val="yellow"/>
           <w:lang w:val="en-US"/>
         </w:rPr>
         <w:t>B) It uses text embeddings to understand meaning, instead of matching exact words</w:t>
@@ -4635,6 +4651,7 @@
       <w:r>
         <w:rPr>
           <w:rFonts w:ascii="Arial" w:hAnsi="Arial" w:cs="Arial"/>
+          <w:highlight w:val="yellow"/>
           <w:lang w:val="en-US"/>
         </w:rPr>
         <w:t>B) A numerical representation of the meaning contained in some text</w:t>
@@ -4738,6 +4755,7 @@
       <w:r>
         <w:rPr>
           <w:rFonts w:ascii="Arial" w:hAnsi="Arial" w:cs="Arial"/>
+          <w:highlight w:val="yellow"/>
           <w:lang w:val="en-US"/>
         </w:rPr>
         <w:t>B) No — we don't know precisely; conceptual examples like "how happy the text is" are illustrative, not literal</w:t>
@@ -4858,6 +4876,7 @@
       <w:r>
         <w:rPr>
           <w:rFonts w:ascii="Arial" w:hAnsi="Arial" w:cs="Arial"/>
+          <w:highlight w:val="yellow"/>
           <w:lang w:val="en-US"/>
         </w:rPr>
         <w:t>C) VoyageAI</w:t>
@@ -6105,6 +6124,7 @@
       <w:r>
         <w:rPr>
           <w:rFonts w:ascii="Arial" w:hAnsi="Arial" w:cs="Arial"/>
+          <w:highlight w:val="yellow"/>
           <w:lang w:val="en-US"/>
         </w:rPr>
         <w:t>B) Chunk text → generate embeddings → store in vector database → embed user query → find similar embeddings → build final prompt</w:t>
@@ -6209,6 +6229,7 @@
       <w:r>
         <w:rPr>
           <w:rFonts w:ascii="Arial" w:hAnsi="Arial" w:cs="Arial"/>
+          <w:highlight w:val="yellow"/>
           <w:lang w:val="en-US"/>
         </w:rPr>
         <w:t>B) Scaling the vector so its magnitude equals 1.0</w:t>
@@ -6312,6 +6333,7 @@
       <w:r>
         <w:rPr>
           <w:rFonts w:ascii="Arial" w:hAnsi="Arial" w:cs="Arial"/>
+          <w:highlight w:val="yellow"/>
           <w:lang w:val="en-US"/>
         </w:rPr>
         <w:t>B) It has the highest cosine similarity to the query embedding</w:t>
@@ -6415,6 +6437,7 @@
       <w:r>
         <w:rPr>
           <w:rFonts w:ascii="Arial" w:hAnsi="Arial" w:cs="Arial"/>
+          <w:highlight w:val="yellow"/>
           <w:lang w:val="en-US"/>
         </w:rPr>
         <w:t>B) They are perpendicular — essentially no relationship</w:t>
@@ -6518,6 +6541,7 @@
       <w:r>
         <w:rPr>
           <w:rFonts w:ascii="Arial" w:hAnsi="Arial" w:cs="Arial"/>
+          <w:highlight w:val="yellow"/>
           <w:lang w:val="en-US"/>
         </w:rPr>
         <w:t>B) 1 − cosine similarity</w:t>
@@ -7568,6 +7592,7 @@
       <w:r>
         <w:rPr>
           <w:rFonts w:ascii="Arial" w:hAnsi="Arial" w:cs="Arial"/>
+          <w:highlight w:val="yellow"/>
           <w:lang w:val="en-US"/>
         </w:rPr>
         <w:t>B) Chunk text → generate embeddings → create vector store → embed user query → search store</w:t>
@@ -7671,6 +7696,7 @@
       <w:r>
         <w:rPr>
           <w:rFonts w:ascii="Arial" w:hAnsi="Arial" w:cs="Arial"/>
+          <w:highlight w:val="yellow"/>
           <w:lang w:val="en-US"/>
         </w:rPr>
         <w:t>B) The original chunk text, so it can be returned later</w:t>
@@ -7774,6 +7800,7 @@
       <w:r>
         <w:rPr>
           <w:rFonts w:ascii="Arial" w:hAnsi="Arial" w:cs="Arial"/>
+          <w:highlight w:val="yellow"/>
           <w:lang w:val="en-US"/>
         </w:rPr>
         <w:t>B) Because querying the vector store alone only returns numbers, not usable text</w:t>
@@ -7878,6 +7905,7 @@
       <w:r>
         <w:rPr>
           <w:rFonts w:ascii="Arial" w:hAnsi="Arial" w:cs="Arial"/>
+          <w:highlight w:val="yellow"/>
           <w:lang w:val="en-US"/>
         </w:rPr>
         <w:t>B) Higher similarity to the query</w:t>
@@ -7981,6 +8009,7 @@
       <w:r>
         <w:rPr>
           <w:rFonts w:ascii="Arial" w:hAnsi="Arial" w:cs="Arial"/>
+          <w:highlight w:val="yellow"/>
           <w:lang w:val="en-US"/>
         </w:rPr>
         <w:t>B) The 2 most similar chunks to the query, with their distances</w:t>
@@ -8660,17 +8689,24 @@
           <w:rFonts w:ascii="Consolas" w:hAnsi="Consolas" w:cs="Consolas"/>
           <w:sz w:val="20"/>
           <w:szCs w:val="20"/>
-          <w:lang w:val="en-US"/>
-        </w:rPr>
-      </w:pPr>
-      <w:r>
-        <w:rPr>
-          <w:rFonts w:ascii="Consolas" w:hAnsi="Consolas" w:cs="Consolas"/>
-          <w:sz w:val="20"/>
-          <w:szCs w:val="20"/>
-          <w:lang w:val="en-US"/>
-        </w:rPr>
-        <w:t xml:space="preserve">    print(distance, "\n", doc["content"][:200], "\n----\n")</w:t>
+        </w:rPr>
+      </w:pPr>
+      <w:r>
+        <w:rPr>
+          <w:rFonts w:ascii="Consolas" w:hAnsi="Consolas" w:cs="Consolas"/>
+          <w:sz w:val="20"/>
+          <w:szCs w:val="20"/>
+          <w:lang w:val="en-US"/>
+        </w:rPr>
+        <w:t xml:space="preserve">    </w:t>
+      </w:r>
+      <w:r>
+        <w:rPr>
+          <w:rFonts w:ascii="Consolas" w:hAnsi="Consolas" w:cs="Consolas"/>
+          <w:sz w:val="20"/>
+          <w:szCs w:val="20"/>
+        </w:rPr>
+        <w:t>print(distance, "\n", doc["content"][:200], "\n----\n")</w:t>
       </w:r>
     </w:p>
     <w:p>
@@ -8915,6 +8951,7 @@
       <w:r>
         <w:rPr>
           <w:rFonts w:ascii="Arial" w:hAnsi="Arial" w:cs="Arial"/>
+          <w:highlight w:val="yellow"/>
           <w:lang w:val="en-US"/>
         </w:rPr>
         <w:t>B) It optimizes for conceptual similarity, so it can miss or over-include content based on meaning rather than exact terms</w:t>
@@ -9018,6 +9055,7 @@
       <w:r>
         <w:rPr>
           <w:rFonts w:ascii="Arial" w:hAnsi="Arial" w:cs="Arial"/>
+          <w:highlight w:val="yellow"/>
           <w:lang w:val="en-US"/>
         </w:rPr>
         <w:t>B) A popular algorithm for lexical search in RAG systems</w:t>
@@ -9121,6 +9159,7 @@
       <w:r>
         <w:rPr>
           <w:rFonts w:ascii="Arial" w:hAnsi="Arial" w:cs="Arial"/>
+          <w:highlight w:val="yellow"/>
           <w:lang w:val="en-US"/>
         </w:rPr>
         <w:t>B) Terms that appear less frequently across documents get higher importance</w:t>
@@ -9328,6 +9367,7 @@
       <w:r>
         <w:rPr>
           <w:rFonts w:ascii="Arial" w:hAnsi="Arial" w:cs="Arial"/>
+          <w:highlight w:val="yellow"/>
           <w:lang w:val="en-US"/>
         </w:rPr>
         <w:t>B) It combines conceptual matching with exact term matching for better overall accuracy</w:t>
@@ -10588,6 +10628,7 @@
       <w:r>
         <w:rPr>
           <w:rFonts w:ascii="Arial" w:hAnsi="Arial" w:cs="Arial"/>
+          <w:highlight w:val="yellow"/>
           <w:lang w:val="en-US"/>
         </w:rPr>
         <w:t>B) They share nearly identical APIs (add_document() and search())</w:t>
@@ -10691,6 +10732,7 @@
       <w:r>
         <w:rPr>
           <w:rFonts w:ascii="Arial" w:hAnsi="Arial" w:cs="Arial"/>
+          <w:highlight w:val="yellow"/>
           <w:lang w:val="en-US"/>
         </w:rPr>
         <w:t>B) Each method uses a different scoring system, so scores aren't directly comparable</w:t>
@@ -10794,6 +10836,7 @@
       <w:r>
         <w:rPr>
           <w:rFonts w:ascii="Arial" w:hAnsi="Arial" w:cs="Arial"/>
+          <w:highlight w:val="yellow"/>
           <w:lang w:val="en-US"/>
         </w:rPr>
         <w:t>B) The score contribution decreases</w:t>
@@ -10897,6 +10940,7 @@
       <w:r>
         <w:rPr>
           <w:rFonts w:ascii="Arial" w:hAnsi="Arial" w:cs="Arial"/>
+          <w:highlight w:val="yellow"/>
           <w:lang w:val="en-US"/>
         </w:rPr>
         <w:t>B) It ranked well (had good rank positions) in both VectorIndex and BM25Index</w:t>
@@ -11000,6 +11044,7 @@
       <w:r>
         <w:rPr>
           <w:rFonts w:ascii="Arial" w:hAnsi="Arial" w:cs="Arial"/>
+          <w:highlight w:val="yellow"/>
           <w:lang w:val="en-US"/>
         </w:rPr>
         <w:lastRenderedPageBreak/>
